--- a/RequirementAnalysis/UCspec/word/View Product Detail.docx
+++ b/RequirementAnalysis/UCspec/word/View Product Detail.docx
@@ -119,24 +119,205 @@
               </w:rPr>
             </w:pPr>
             <w:r>
-              <w:t xml:space="preserve">This use case describes the interaction between </w:t>
-            </w:r>
-            <w:proofErr w:type="gramStart"/>
-            <w:r>
-              <w:t>customer  and</w:t>
-            </w:r>
-            <w:proofErr w:type="gramEnd"/>
-            <w:r>
-              <w:t xml:space="preserve"> AIMS system when customer wishes to view </w:t>
-            </w:r>
-            <w:proofErr w:type="gramStart"/>
-            <w:r>
-              <w:t>detail</w:t>
-            </w:r>
-            <w:proofErr w:type="gramEnd"/>
-            <w:r>
-              <w:t xml:space="preserve"> information of products</w:t>
-            </w:r>
+              <w:t xml:space="preserve">Trường </w:t>
+            </w:r>
+            <w:proofErr w:type="spellStart"/>
+            <w:r>
+              <w:t>hợp</w:t>
+            </w:r>
+            <w:proofErr w:type="spellEnd"/>
+            <w:r>
+              <w:t xml:space="preserve"> </w:t>
+            </w:r>
+            <w:proofErr w:type="spellStart"/>
+            <w:r>
+              <w:t>sử</w:t>
+            </w:r>
+            <w:proofErr w:type="spellEnd"/>
+            <w:r>
+              <w:t xml:space="preserve"> </w:t>
+            </w:r>
+            <w:proofErr w:type="spellStart"/>
+            <w:r>
+              <w:t>dụng</w:t>
+            </w:r>
+            <w:proofErr w:type="spellEnd"/>
+            <w:r>
+              <w:t xml:space="preserve"> </w:t>
+            </w:r>
+            <w:proofErr w:type="spellStart"/>
+            <w:r>
+              <w:t>này</w:t>
+            </w:r>
+            <w:proofErr w:type="spellEnd"/>
+            <w:r>
+              <w:t xml:space="preserve"> </w:t>
+            </w:r>
+            <w:proofErr w:type="spellStart"/>
+            <w:r>
+              <w:t>mô</w:t>
+            </w:r>
+            <w:proofErr w:type="spellEnd"/>
+            <w:r>
+              <w:t xml:space="preserve"> </w:t>
+            </w:r>
+            <w:proofErr w:type="spellStart"/>
+            <w:r>
+              <w:t>tả</w:t>
+            </w:r>
+            <w:proofErr w:type="spellEnd"/>
+            <w:r>
+              <w:t xml:space="preserve"> </w:t>
+            </w:r>
+            <w:proofErr w:type="spellStart"/>
+            <w:r>
+              <w:t>sự</w:t>
+            </w:r>
+            <w:proofErr w:type="spellEnd"/>
+            <w:r>
+              <w:t xml:space="preserve"> </w:t>
+            </w:r>
+            <w:proofErr w:type="spellStart"/>
+            <w:r>
+              <w:t>tương</w:t>
+            </w:r>
+            <w:proofErr w:type="spellEnd"/>
+            <w:r>
+              <w:t xml:space="preserve"> </w:t>
+            </w:r>
+            <w:proofErr w:type="spellStart"/>
+            <w:r>
+              <w:t>tác</w:t>
+            </w:r>
+            <w:proofErr w:type="spellEnd"/>
+            <w:r>
+              <w:t xml:space="preserve"> </w:t>
+            </w:r>
+            <w:proofErr w:type="spellStart"/>
+            <w:r>
+              <w:t>giữa</w:t>
+            </w:r>
+            <w:proofErr w:type="spellEnd"/>
+            <w:r>
+              <w:t xml:space="preserve"> </w:t>
+            </w:r>
+            <w:proofErr w:type="spellStart"/>
+            <w:r>
+              <w:t>khách</w:t>
+            </w:r>
+            <w:proofErr w:type="spellEnd"/>
+            <w:r>
+              <w:t xml:space="preserve"> </w:t>
+            </w:r>
+            <w:proofErr w:type="spellStart"/>
+            <w:r>
+              <w:t>hàng</w:t>
+            </w:r>
+            <w:proofErr w:type="spellEnd"/>
+            <w:r>
+              <w:t xml:space="preserve"> </w:t>
+            </w:r>
+            <w:proofErr w:type="spellStart"/>
+            <w:r>
+              <w:t>và</w:t>
+            </w:r>
+            <w:proofErr w:type="spellEnd"/>
+            <w:r>
+              <w:t xml:space="preserve"> </w:t>
+            </w:r>
+            <w:proofErr w:type="spellStart"/>
+            <w:r>
+              <w:t>hệ</w:t>
+            </w:r>
+            <w:proofErr w:type="spellEnd"/>
+            <w:r>
+              <w:t xml:space="preserve"> </w:t>
+            </w:r>
+            <w:proofErr w:type="spellStart"/>
+            <w:r>
+              <w:t>thống</w:t>
+            </w:r>
+            <w:proofErr w:type="spellEnd"/>
+            <w:r>
+              <w:t xml:space="preserve"> AIMS </w:t>
+            </w:r>
+            <w:proofErr w:type="spellStart"/>
+            <w:r>
+              <w:t>khi</w:t>
+            </w:r>
+            <w:proofErr w:type="spellEnd"/>
+            <w:r>
+              <w:t xml:space="preserve"> </w:t>
+            </w:r>
+            <w:proofErr w:type="spellStart"/>
+            <w:r>
+              <w:t>khách</w:t>
+            </w:r>
+            <w:proofErr w:type="spellEnd"/>
+            <w:r>
+              <w:t xml:space="preserve"> </w:t>
+            </w:r>
+            <w:proofErr w:type="spellStart"/>
+            <w:r>
+              <w:t>hàng</w:t>
+            </w:r>
+            <w:proofErr w:type="spellEnd"/>
+            <w:r>
+              <w:t xml:space="preserve"> </w:t>
+            </w:r>
+            <w:proofErr w:type="spellStart"/>
+            <w:r>
+              <w:t>muốn</w:t>
+            </w:r>
+            <w:proofErr w:type="spellEnd"/>
+            <w:r>
+              <w:t xml:space="preserve"> </w:t>
+            </w:r>
+            <w:proofErr w:type="spellStart"/>
+            <w:r>
+              <w:t>xem</w:t>
+            </w:r>
+            <w:proofErr w:type="spellEnd"/>
+            <w:r>
+              <w:t xml:space="preserve"> </w:t>
+            </w:r>
+            <w:proofErr w:type="spellStart"/>
+            <w:r>
+              <w:t>thông</w:t>
+            </w:r>
+            <w:proofErr w:type="spellEnd"/>
+            <w:r>
+              <w:t xml:space="preserve"> tin chi </w:t>
+            </w:r>
+            <w:proofErr w:type="spellStart"/>
+            <w:r>
+              <w:t>tiết</w:t>
+            </w:r>
+            <w:proofErr w:type="spellEnd"/>
+            <w:r>
+              <w:t xml:space="preserve"> </w:t>
+            </w:r>
+            <w:proofErr w:type="spellStart"/>
+            <w:r>
+              <w:t>về</w:t>
+            </w:r>
+            <w:proofErr w:type="spellEnd"/>
+            <w:r>
+              <w:t xml:space="preserve"> </w:t>
+            </w:r>
+            <w:proofErr w:type="spellStart"/>
+            <w:r>
+              <w:t>sản</w:t>
+            </w:r>
+            <w:proofErr w:type="spellEnd"/>
+            <w:r>
+              <w:t xml:space="preserve"> </w:t>
+            </w:r>
+            <w:proofErr w:type="spellStart"/>
+            <w:r>
+              <w:t>phẩm</w:t>
+            </w:r>
+            <w:proofErr w:type="spellEnd"/>
           </w:p>
           <w:p>
             <w:pPr>
@@ -179,7 +360,7 @@
                 <w:sz w:val="26"/>
                 <w:szCs w:val="26"/>
               </w:rPr>
-              <w:t>Customers or Product Manager</w:t>
+              <w:t xml:space="preserve">Customers </w:t>
             </w:r>
           </w:p>
           <w:p>
@@ -209,16 +390,133 @@
               <w:spacing w:before="0"/>
               <w:ind w:left="720"/>
             </w:pPr>
-            <w:r>
-              <w:t xml:space="preserve">The customer has </w:t>
-            </w:r>
-            <w:proofErr w:type="gramStart"/>
-            <w:r>
-              <w:t>navigated to</w:t>
-            </w:r>
-            <w:proofErr w:type="gramEnd"/>
-            <w:r>
-              <w:t xml:space="preserve"> the product list or product detail screen.</w:t>
+            <w:proofErr w:type="spellStart"/>
+            <w:r>
+              <w:t>Khách</w:t>
+            </w:r>
+            <w:proofErr w:type="spellEnd"/>
+            <w:r>
+              <w:t xml:space="preserve"> </w:t>
+            </w:r>
+            <w:proofErr w:type="spellStart"/>
+            <w:r>
+              <w:t>hàng</w:t>
+            </w:r>
+            <w:proofErr w:type="spellEnd"/>
+            <w:r>
+              <w:t xml:space="preserve"> </w:t>
+            </w:r>
+            <w:proofErr w:type="spellStart"/>
+            <w:r>
+              <w:t>đã</w:t>
+            </w:r>
+            <w:proofErr w:type="spellEnd"/>
+            <w:r>
+              <w:t xml:space="preserve"> </w:t>
+            </w:r>
+            <w:proofErr w:type="spellStart"/>
+            <w:r>
+              <w:t>điều</w:t>
+            </w:r>
+            <w:proofErr w:type="spellEnd"/>
+            <w:r>
+              <w:t xml:space="preserve"> </w:t>
+            </w:r>
+            <w:proofErr w:type="spellStart"/>
+            <w:r>
+              <w:t>hướng</w:t>
+            </w:r>
+            <w:proofErr w:type="spellEnd"/>
+            <w:r>
+              <w:t xml:space="preserve"> </w:t>
+            </w:r>
+            <w:proofErr w:type="spellStart"/>
+            <w:r>
+              <w:t>đến</w:t>
+            </w:r>
+            <w:proofErr w:type="spellEnd"/>
+            <w:r>
+              <w:t xml:space="preserve"> </w:t>
+            </w:r>
+            <w:proofErr w:type="spellStart"/>
+            <w:r>
+              <w:t>danh</w:t>
+            </w:r>
+            <w:proofErr w:type="spellEnd"/>
+            <w:r>
+              <w:t xml:space="preserve"> </w:t>
+            </w:r>
+            <w:proofErr w:type="spellStart"/>
+            <w:r>
+              <w:t>sách</w:t>
+            </w:r>
+            <w:proofErr w:type="spellEnd"/>
+            <w:r>
+              <w:t xml:space="preserve"> </w:t>
+            </w:r>
+            <w:proofErr w:type="spellStart"/>
+            <w:r>
+              <w:t>sản</w:t>
+            </w:r>
+            <w:proofErr w:type="spellEnd"/>
+            <w:r>
+              <w:t xml:space="preserve"> </w:t>
+            </w:r>
+            <w:proofErr w:type="spellStart"/>
+            <w:r>
+              <w:t>phẩm</w:t>
+            </w:r>
+            <w:proofErr w:type="spellEnd"/>
+            <w:r>
+              <w:t xml:space="preserve"> </w:t>
+            </w:r>
+            <w:proofErr w:type="spellStart"/>
+            <w:r>
+              <w:t>hoặc</w:t>
+            </w:r>
+            <w:proofErr w:type="spellEnd"/>
+            <w:r>
+              <w:t xml:space="preserve"> </w:t>
+            </w:r>
+            <w:proofErr w:type="spellStart"/>
+            <w:r>
+              <w:t>màn</w:t>
+            </w:r>
+            <w:proofErr w:type="spellEnd"/>
+            <w:r>
+              <w:t xml:space="preserve"> </w:t>
+            </w:r>
+            <w:proofErr w:type="spellStart"/>
+            <w:r>
+              <w:t>hình</w:t>
+            </w:r>
+            <w:proofErr w:type="spellEnd"/>
+            <w:r>
+              <w:t xml:space="preserve"> chi </w:t>
+            </w:r>
+            <w:proofErr w:type="spellStart"/>
+            <w:r>
+              <w:t>tiết</w:t>
+            </w:r>
+            <w:proofErr w:type="spellEnd"/>
+            <w:r>
+              <w:t xml:space="preserve"> </w:t>
+            </w:r>
+            <w:proofErr w:type="spellStart"/>
+            <w:r>
+              <w:t>sản</w:t>
+            </w:r>
+            <w:proofErr w:type="spellEnd"/>
+            <w:r>
+              <w:t xml:space="preserve"> </w:t>
+            </w:r>
+            <w:proofErr w:type="spellStart"/>
+            <w:r>
+              <w:t>phẩm</w:t>
+            </w:r>
+            <w:proofErr w:type="spellEnd"/>
+            <w:r>
+              <w:t>.</w:t>
             </w:r>
           </w:p>
           <w:p>
@@ -253,8 +551,69 @@
               <w:ind w:left="1559"/>
             </w:pPr>
             <w:r>
-              <w:t xml:space="preserve"> The user chooses a product to view details</w:t>
-            </w:r>
+              <w:t xml:space="preserve"> </w:t>
+            </w:r>
+            <w:proofErr w:type="spellStart"/>
+            <w:r>
+              <w:t>Người</w:t>
+            </w:r>
+            <w:proofErr w:type="spellEnd"/>
+            <w:r>
+              <w:t xml:space="preserve"> </w:t>
+            </w:r>
+            <w:proofErr w:type="spellStart"/>
+            <w:r>
+              <w:t>dùng</w:t>
+            </w:r>
+            <w:proofErr w:type="spellEnd"/>
+            <w:r>
+              <w:t xml:space="preserve"> </w:t>
+            </w:r>
+            <w:proofErr w:type="spellStart"/>
+            <w:r>
+              <w:t>chọn</w:t>
+            </w:r>
+            <w:proofErr w:type="spellEnd"/>
+            <w:r>
+              <w:t xml:space="preserve"> </w:t>
+            </w:r>
+            <w:proofErr w:type="spellStart"/>
+            <w:r>
+              <w:t>sản</w:t>
+            </w:r>
+            <w:proofErr w:type="spellEnd"/>
+            <w:r>
+              <w:t xml:space="preserve"> </w:t>
+            </w:r>
+            <w:proofErr w:type="spellStart"/>
+            <w:r>
+              <w:t>phẩm</w:t>
+            </w:r>
+            <w:proofErr w:type="spellEnd"/>
+            <w:r>
+              <w:t xml:space="preserve"> </w:t>
+            </w:r>
+            <w:proofErr w:type="spellStart"/>
+            <w:r>
+              <w:t>để</w:t>
+            </w:r>
+            <w:proofErr w:type="spellEnd"/>
+            <w:r>
+              <w:t xml:space="preserve"> </w:t>
+            </w:r>
+            <w:proofErr w:type="spellStart"/>
+            <w:r>
+              <w:t>xem</w:t>
+            </w:r>
+            <w:proofErr w:type="spellEnd"/>
+            <w:r>
+              <w:t xml:space="preserve"> chi </w:t>
+            </w:r>
+            <w:proofErr w:type="spellStart"/>
+            <w:r>
+              <w:t>tiết</w:t>
+            </w:r>
+            <w:proofErr w:type="spellEnd"/>
           </w:p>
           <w:p>
             <w:pPr>
@@ -265,25 +624,67 @@
               <w:spacing w:before="0"/>
               <w:ind w:left="1559"/>
             </w:pPr>
-            <w:r>
-              <w:t xml:space="preserve">The AIMS software displays </w:t>
-            </w:r>
-            <w:proofErr w:type="gramStart"/>
-            <w:r>
-              <w:t>the information</w:t>
-            </w:r>
-            <w:proofErr w:type="gramEnd"/>
+            <w:proofErr w:type="spellStart"/>
+            <w:r>
+              <w:t>Phần</w:t>
+            </w:r>
+            <w:proofErr w:type="spellEnd"/>
             <w:r>
               <w:t xml:space="preserve"> </w:t>
             </w:r>
-            <w:proofErr w:type="gramStart"/>
-            <w:r>
-              <w:t>of</w:t>
-            </w:r>
-            <w:proofErr w:type="gramEnd"/>
-            <w:r>
-              <w:t xml:space="preserve"> the product</w:t>
-            </w:r>
+            <w:proofErr w:type="spellStart"/>
+            <w:r>
+              <w:t>mềm</w:t>
+            </w:r>
+            <w:proofErr w:type="spellEnd"/>
+            <w:r>
+              <w:t xml:space="preserve"> AIMS </w:t>
+            </w:r>
+            <w:proofErr w:type="spellStart"/>
+            <w:r>
+              <w:t>hiển</w:t>
+            </w:r>
+            <w:proofErr w:type="spellEnd"/>
+            <w:r>
+              <w:t xml:space="preserve"> </w:t>
+            </w:r>
+            <w:proofErr w:type="spellStart"/>
+            <w:r>
+              <w:t>thị</w:t>
+            </w:r>
+            <w:proofErr w:type="spellEnd"/>
+            <w:r>
+              <w:t xml:space="preserve"> </w:t>
+            </w:r>
+            <w:proofErr w:type="spellStart"/>
+            <w:r>
+              <w:t>thông</w:t>
+            </w:r>
+            <w:proofErr w:type="spellEnd"/>
+            <w:r>
+              <w:t xml:space="preserve"> tin </w:t>
+            </w:r>
+            <w:proofErr w:type="spellStart"/>
+            <w:r>
+              <w:t>của</w:t>
+            </w:r>
+            <w:proofErr w:type="spellEnd"/>
+            <w:r>
+              <w:t xml:space="preserve"> </w:t>
+            </w:r>
+            <w:proofErr w:type="spellStart"/>
+            <w:r>
+              <w:t>sản</w:t>
+            </w:r>
+            <w:proofErr w:type="spellEnd"/>
+            <w:r>
+              <w:t xml:space="preserve"> </w:t>
+            </w:r>
+            <w:proofErr w:type="spellStart"/>
+            <w:r>
+              <w:t>phẩm</w:t>
+            </w:r>
+            <w:proofErr w:type="spellEnd"/>
           </w:p>
           <w:p>
             <w:pPr>
@@ -307,20 +708,336 @@
               <w:t>Alternative flows</w:t>
             </w:r>
           </w:p>
+          <w:tbl>
+            <w:tblPr>
+              <w:tblW w:w="8385" w:type="dxa"/>
+              <w:tblBorders>
+                <w:top w:val="single" w:sz="4" w:space="0" w:color="000000"/>
+                <w:left w:val="single" w:sz="4" w:space="0" w:color="000000"/>
+                <w:bottom w:val="single" w:sz="4" w:space="0" w:color="000000"/>
+                <w:right w:val="single" w:sz="4" w:space="0" w:color="000000"/>
+                <w:insideH w:val="single" w:sz="4" w:space="0" w:color="000000"/>
+                <w:insideV w:val="single" w:sz="4" w:space="0" w:color="000000"/>
+              </w:tblBorders>
+              <w:tblLayout w:type="fixed"/>
+              <w:tblLook w:val="0400" w:firstRow="0" w:lastRow="0" w:firstColumn="0" w:lastColumn="0" w:noHBand="0" w:noVBand="1"/>
+            </w:tblPr>
+            <w:tblGrid>
+              <w:gridCol w:w="585"/>
+              <w:gridCol w:w="1125"/>
+              <w:gridCol w:w="2265"/>
+              <w:gridCol w:w="2190"/>
+              <w:gridCol w:w="2220"/>
+            </w:tblGrid>
+            <w:tr>
+              <w:tc>
+                <w:tcPr>
+                  <w:tcW w:w="585" w:type="dxa"/>
+                  <w:shd w:val="clear" w:color="auto" w:fill="93CDDC"/>
+                </w:tcPr>
+                <w:p>
+                  <w:pPr>
+                    <w:jc w:val="center"/>
+                    <w:rPr>
+                      <w:b/>
+                      <w:sz w:val="20"/>
+                      <w:szCs w:val="20"/>
+                    </w:rPr>
+                  </w:pPr>
+                  <w:r>
+                    <w:rPr>
+                      <w:b/>
+                      <w:sz w:val="20"/>
+                      <w:szCs w:val="20"/>
+                    </w:rPr>
+                    <w:t>No</w:t>
+                  </w:r>
+                </w:p>
+              </w:tc>
+              <w:tc>
+                <w:tcPr>
+                  <w:tcW w:w="1125" w:type="dxa"/>
+                  <w:shd w:val="clear" w:color="auto" w:fill="93CDDC"/>
+                </w:tcPr>
+                <w:p>
+                  <w:pPr>
+                    <w:jc w:val="center"/>
+                    <w:rPr>
+                      <w:b/>
+                      <w:sz w:val="20"/>
+                      <w:szCs w:val="20"/>
+                    </w:rPr>
+                  </w:pPr>
+                  <w:r>
+                    <w:rPr>
+                      <w:b/>
+                      <w:sz w:val="20"/>
+                      <w:szCs w:val="20"/>
+                    </w:rPr>
+                    <w:t>Location</w:t>
+                  </w:r>
+                </w:p>
+              </w:tc>
+              <w:tc>
+                <w:tcPr>
+                  <w:tcW w:w="2265" w:type="dxa"/>
+                  <w:shd w:val="clear" w:color="auto" w:fill="93CDDC"/>
+                </w:tcPr>
+                <w:p>
+                  <w:pPr>
+                    <w:jc w:val="center"/>
+                    <w:rPr>
+                      <w:b/>
+                      <w:sz w:val="20"/>
+                      <w:szCs w:val="20"/>
+                    </w:rPr>
+                  </w:pPr>
+                  <w:r>
+                    <w:rPr>
+                      <w:b/>
+                      <w:sz w:val="20"/>
+                      <w:szCs w:val="20"/>
+                    </w:rPr>
+                    <w:t>Condition</w:t>
+                  </w:r>
+                </w:p>
+              </w:tc>
+              <w:tc>
+                <w:tcPr>
+                  <w:tcW w:w="2190" w:type="dxa"/>
+                  <w:shd w:val="clear" w:color="auto" w:fill="93CDDC"/>
+                </w:tcPr>
+                <w:p>
+                  <w:pPr>
+                    <w:jc w:val="center"/>
+                    <w:rPr>
+                      <w:b/>
+                      <w:sz w:val="20"/>
+                      <w:szCs w:val="20"/>
+                    </w:rPr>
+                  </w:pPr>
+                  <w:r>
+                    <w:rPr>
+                      <w:b/>
+                      <w:sz w:val="20"/>
+                      <w:szCs w:val="20"/>
+                    </w:rPr>
+                    <w:t>Action</w:t>
+                  </w:r>
+                </w:p>
+              </w:tc>
+              <w:tc>
+                <w:tcPr>
+                  <w:tcW w:w="2220" w:type="dxa"/>
+                  <w:shd w:val="clear" w:color="auto" w:fill="93CDDC"/>
+                </w:tcPr>
+                <w:p>
+                  <w:pPr>
+                    <w:jc w:val="center"/>
+                    <w:rPr>
+                      <w:b/>
+                      <w:sz w:val="20"/>
+                      <w:szCs w:val="20"/>
+                    </w:rPr>
+                  </w:pPr>
+                  <w:r>
+                    <w:rPr>
+                      <w:b/>
+                      <w:sz w:val="20"/>
+                      <w:szCs w:val="20"/>
+                    </w:rPr>
+                    <w:t>Resume location</w:t>
+                  </w:r>
+                </w:p>
+              </w:tc>
+            </w:tr>
+            <w:tr>
+              <w:tc>
+                <w:tcPr>
+                  <w:tcW w:w="585" w:type="dxa"/>
+                </w:tcPr>
+                <w:p>
+                  <w:pPr>
+                    <w:spacing w:before="0" w:line="240" w:lineRule="auto"/>
+                    <w:rPr>
+                      <w:sz w:val="20"/>
+                      <w:szCs w:val="20"/>
+                    </w:rPr>
+                  </w:pPr>
+                  <w:r>
+                    <w:rPr>
+                      <w:sz w:val="20"/>
+                      <w:szCs w:val="20"/>
+                    </w:rPr>
+                    <w:t>1</w:t>
+                  </w:r>
+                  <w:r>
+                    <w:rPr>
+                      <w:sz w:val="20"/>
+                      <w:szCs w:val="20"/>
+                    </w:rPr>
+                    <w:t>.</w:t>
+                  </w:r>
+                </w:p>
+              </w:tc>
+              <w:tc>
+                <w:tcPr>
+                  <w:tcW w:w="1125" w:type="dxa"/>
+                </w:tcPr>
+                <w:p>
+                  <w:pPr>
+                    <w:rPr>
+                      <w:sz w:val="20"/>
+                      <w:szCs w:val="20"/>
+                      <w:lang w:val="vi-VN"/>
+                    </w:rPr>
+                  </w:pPr>
+                  <w:r>
+                    <w:rPr>
+                      <w:sz w:val="20"/>
+                      <w:szCs w:val="20"/>
+                    </w:rPr>
+                    <w:t xml:space="preserve">At Step </w:t>
+                  </w:r>
+                  <w:r>
+                    <w:rPr>
+                      <w:sz w:val="20"/>
+                      <w:szCs w:val="20"/>
+                    </w:rPr>
+                    <w:t>2</w:t>
+                  </w:r>
+                </w:p>
+              </w:tc>
+              <w:tc>
+                <w:tcPr>
+                  <w:tcW w:w="2265" w:type="dxa"/>
+                  <w:tcBorders>
+                    <w:top w:val="single" w:sz="6" w:space="0" w:color="000000"/>
+                    <w:left w:val="single" w:sz="6" w:space="0" w:color="000000"/>
+                    <w:bottom w:val="single" w:sz="6" w:space="0" w:color="000000"/>
+                    <w:right w:val="single" w:sz="6" w:space="0" w:color="000000"/>
+                  </w:tcBorders>
+                  <w:tcMar>
+                    <w:top w:w="0" w:type="dxa"/>
+                    <w:left w:w="0" w:type="dxa"/>
+                    <w:bottom w:w="0" w:type="dxa"/>
+                    <w:right w:w="0" w:type="dxa"/>
+                  </w:tcMar>
+                </w:tcPr>
+                <w:p>
+                  <w:pPr>
+                    <w:ind w:left="280" w:right="100"/>
+                    <w:jc w:val="left"/>
+                    <w:rPr>
+                      <w:sz w:val="20"/>
+                      <w:szCs w:val="20"/>
+                      <w:lang w:val="vi-VN"/>
+                    </w:rPr>
+                  </w:pPr>
+                  <w:r>
+                    <w:rPr>
+                      <w:sz w:val="20"/>
+                      <w:szCs w:val="20"/>
+                    </w:rPr>
+                    <w:t>L</w:t>
+                  </w:r>
+                  <w:r>
+                    <w:rPr>
+                      <w:sz w:val="20"/>
+                      <w:szCs w:val="20"/>
+                      <w:lang w:val="vi-VN"/>
+                    </w:rPr>
+                    <w:t>ỗi có thể xảy ra bởi cơ sở DL hoặc mạng ...</w:t>
+                  </w:r>
+                </w:p>
+              </w:tc>
+              <w:tc>
+                <w:tcPr>
+                  <w:tcW w:w="2190" w:type="dxa"/>
+                  <w:tcBorders>
+                    <w:top w:val="single" w:sz="6" w:space="0" w:color="000000"/>
+                    <w:left w:val="single" w:sz="6" w:space="0" w:color="000000"/>
+                    <w:bottom w:val="single" w:sz="6" w:space="0" w:color="000000"/>
+                    <w:right w:val="single" w:sz="6" w:space="0" w:color="000000"/>
+                  </w:tcBorders>
+                  <w:tcMar>
+                    <w:top w:w="0" w:type="dxa"/>
+                    <w:left w:w="0" w:type="dxa"/>
+                    <w:bottom w:w="0" w:type="dxa"/>
+                    <w:right w:w="0" w:type="dxa"/>
+                  </w:tcMar>
+                </w:tcPr>
+                <w:p>
+                  <w:pPr>
+                    <w:numPr>
+                      <w:ilvl w:val="0"/>
+                      <w:numId w:val="4"/>
+                    </w:numPr>
+                    <w:spacing w:before="140"/>
+                    <w:ind w:left="425"/>
+                    <w:jc w:val="left"/>
+                    <w:rPr>
+                      <w:sz w:val="20"/>
+                      <w:szCs w:val="20"/>
+                    </w:rPr>
+                  </w:pPr>
+                  <w:r>
+                    <w:rPr>
+                      <w:sz w:val="20"/>
+                      <w:szCs w:val="20"/>
+                    </w:rPr>
+                    <w:t>AIMS</w:t>
+                  </w:r>
+                  <w:r>
+                    <w:rPr>
+                      <w:sz w:val="20"/>
+                      <w:szCs w:val="20"/>
+                      <w:lang w:val="vi-VN"/>
+                    </w:rPr>
+                    <w:t xml:space="preserve"> sẽ </w:t>
+                  </w:r>
+                </w:p>
+              </w:tc>
+              <w:tc>
+                <w:tcPr>
+                  <w:tcW w:w="2220" w:type="dxa"/>
+                </w:tcPr>
+                <w:p>
+                  <w:pPr>
+                    <w:rPr>
+                      <w:sz w:val="20"/>
+                      <w:szCs w:val="20"/>
+                      <w:lang w:val="vi-VN"/>
+                    </w:rPr>
+                  </w:pPr>
+                  <w:r>
+                    <w:rPr>
+                      <w:sz w:val="20"/>
+                      <w:szCs w:val="20"/>
+                    </w:rPr>
+                    <w:t>UC</w:t>
+                  </w:r>
+                  <w:r>
+                    <w:rPr>
+                      <w:sz w:val="20"/>
+                      <w:szCs w:val="20"/>
+                      <w:lang w:val="vi-VN"/>
+                    </w:rPr>
+                    <w:t xml:space="preserve"> end</w:t>
+                  </w:r>
+                </w:p>
+              </w:tc>
+            </w:tr>
+          </w:tbl>
           <w:p>
             <w:pPr>
               <w:spacing w:before="0"/>
               <w:ind w:left="720"/>
               <w:rPr>
                 <w:b/>
+                <w:lang w:val="vi-VN"/>
               </w:rPr>
             </w:pPr>
-            <w:r>
-              <w:rPr>
-                <w:b/>
-              </w:rPr>
-              <w:t>None</w:t>
-            </w:r>
           </w:p>
           <w:p>
             <w:pPr>
@@ -393,21 +1110,7 @@
               <w:rPr>
                 <w:b/>
               </w:rPr>
-              <w:t xml:space="preserve">Table A - Common information of product in all </w:t>
-            </w:r>
-            <w:proofErr w:type="gramStart"/>
-            <w:r>
-              <w:rPr>
-                <w:b/>
-              </w:rPr>
-              <w:t>category</w:t>
-            </w:r>
-            <w:proofErr w:type="gramEnd"/>
-            <w:r>
-              <w:rPr>
-                <w:b/>
-              </w:rPr>
-              <w:t>:</w:t>
+              <w:t>Table A - Common information of product in all category:</w:t>
             </w:r>
           </w:p>
           <w:tbl>
@@ -658,14 +1361,32 @@
                     <w:rPr>
                       <w:sz w:val="20"/>
                       <w:szCs w:val="20"/>
-                    </w:rPr>
-                  </w:pPr>
-                  <w:r>
-                    <w:rPr>
-                      <w:sz w:val="20"/>
-                      <w:szCs w:val="20"/>
-                    </w:rPr>
-                    <w:t xml:space="preserve">  Name of product</w:t>
+                      <w:lang w:val="vi-VN"/>
+                    </w:rPr>
+                  </w:pPr>
+                  <w:r>
+                    <w:rPr>
+                      <w:sz w:val="20"/>
+                      <w:szCs w:val="20"/>
+                    </w:rPr>
+                    <w:t xml:space="preserve">  </w:t>
+                  </w:r>
+                  <w:proofErr w:type="spellStart"/>
+                  <w:r>
+                    <w:rPr>
+                      <w:sz w:val="20"/>
+                      <w:szCs w:val="20"/>
+                    </w:rPr>
+                    <w:t>Tên</w:t>
+                  </w:r>
+                  <w:proofErr w:type="spellEnd"/>
+                  <w:r>
+                    <w:rPr>
+                      <w:sz w:val="20"/>
+                      <w:szCs w:val="20"/>
+                      <w:lang w:val="vi-VN"/>
+                    </w:rPr>
+                    <w:t xml:space="preserve"> sản phẩm</w:t>
                   </w:r>
                 </w:p>
               </w:tc>
@@ -690,14 +1411,38 @@
                     <w:rPr>
                       <w:sz w:val="20"/>
                       <w:szCs w:val="20"/>
-                    </w:rPr>
-                  </w:pPr>
-                  <w:r>
-                    <w:rPr>
-                      <w:sz w:val="20"/>
-                      <w:szCs w:val="20"/>
-                    </w:rPr>
-                    <w:t xml:space="preserve">  String</w:t>
+                      <w:lang w:val="vi-VN"/>
+                    </w:rPr>
+                  </w:pPr>
+                  <w:r>
+                    <w:rPr>
+                      <w:sz w:val="20"/>
+                      <w:szCs w:val="20"/>
+                    </w:rPr>
+                    <w:t xml:space="preserve">  </w:t>
+                  </w:r>
+                  <w:r>
+                    <w:rPr>
+                      <w:sz w:val="20"/>
+                      <w:szCs w:val="20"/>
+                    </w:rPr>
+                    <w:t>Chu</w:t>
+                  </w:r>
+                  <w:r>
+                    <w:rPr>
+                      <w:sz w:val="20"/>
+                      <w:szCs w:val="20"/>
+                      <w:lang w:val="vi-VN"/>
+                    </w:rPr>
+                    <w:t>ỗi (tối đa 50 kí tự )</w:t>
+                  </w:r>
+                  <w:r>
+                    <w:rPr>
+                      <w:sz w:val="20"/>
+                      <w:szCs w:val="20"/>
+                      <w:lang w:val="vi-VN"/>
+                    </w:rPr>
+                    <w:t xml:space="preserve"> </w:t>
                   </w:r>
                 </w:p>
               </w:tc>
@@ -791,14 +1536,23 @@
                     <w:rPr>
                       <w:sz w:val="20"/>
                       <w:szCs w:val="20"/>
-                    </w:rPr>
-                  </w:pPr>
-                  <w:r>
-                    <w:rPr>
-                      <w:sz w:val="20"/>
-                      <w:szCs w:val="20"/>
-                    </w:rPr>
-                    <w:t>Price of product</w:t>
+                      <w:lang w:val="vi-VN"/>
+                    </w:rPr>
+                  </w:pPr>
+                  <w:r>
+                    <w:rPr>
+                      <w:sz w:val="20"/>
+                      <w:szCs w:val="20"/>
+                    </w:rPr>
+                    <w:t>Gi</w:t>
+                  </w:r>
+                  <w:r>
+                    <w:rPr>
+                      <w:sz w:val="20"/>
+                      <w:szCs w:val="20"/>
+                      <w:lang w:val="vi-VN"/>
+                    </w:rPr>
+                    <w:t>á sản phẩm</w:t>
                   </w:r>
                 </w:p>
               </w:tc>
@@ -812,8 +1566,24 @@
                     <w:rPr>
                       <w:sz w:val="20"/>
                       <w:szCs w:val="20"/>
-                    </w:rPr>
-                  </w:pPr>
+                      <w:lang w:val="vi-VN"/>
+                    </w:rPr>
+                  </w:pPr>
+                  <w:r>
+                    <w:rPr>
+                      <w:sz w:val="20"/>
+                      <w:szCs w:val="20"/>
+                    </w:rPr>
+                    <w:t>Ti</w:t>
+                  </w:r>
+                  <w:r>
+                    <w:rPr>
+                      <w:sz w:val="20"/>
+                      <w:szCs w:val="20"/>
+                      <w:lang w:val="vi-VN"/>
+                    </w:rPr>
+                    <w:t xml:space="preserve">ền tệ ( vnd) </w:t>
+                  </w:r>
                 </w:p>
               </w:tc>
               <w:tc>
@@ -826,8 +1596,39 @@
                     <w:rPr>
                       <w:sz w:val="20"/>
                       <w:szCs w:val="20"/>
-                    </w:rPr>
-                  </w:pPr>
+                      <w:lang w:val="vi-VN"/>
+                    </w:rPr>
+                  </w:pPr>
+                  <w:r>
+                    <w:rPr>
+                      <w:sz w:val="20"/>
+                      <w:szCs w:val="20"/>
+                    </w:rPr>
+                    <w:t>10</w:t>
+                  </w:r>
+                  <w:r>
+                    <w:rPr>
+                      <w:sz w:val="20"/>
+                      <w:szCs w:val="20"/>
+                      <w:lang w:val="vi-VN"/>
+                    </w:rPr>
+                    <w:t>.</w:t>
+                  </w:r>
+                  <w:r>
+                    <w:rPr>
+                      <w:sz w:val="20"/>
+                      <w:szCs w:val="20"/>
+                    </w:rPr>
+                    <w:t>000</w:t>
+                  </w:r>
+                  <w:r>
+                    <w:rPr>
+                      <w:sz w:val="20"/>
+                      <w:szCs w:val="20"/>
+                      <w:lang w:val="vi-VN"/>
+                    </w:rPr>
+                    <w:t xml:space="preserve"> vnd</w:t>
+                  </w:r>
                 </w:p>
               </w:tc>
             </w:tr>
@@ -887,14 +1688,23 @@
                     <w:rPr>
                       <w:sz w:val="20"/>
                       <w:szCs w:val="20"/>
-                    </w:rPr>
-                  </w:pPr>
-                  <w:r>
-                    <w:rPr>
-                      <w:sz w:val="20"/>
-                      <w:szCs w:val="20"/>
-                    </w:rPr>
-                    <w:t>Category of product</w:t>
+                      <w:lang w:val="vi-VN"/>
+                    </w:rPr>
+                  </w:pPr>
+                  <w:r>
+                    <w:rPr>
+                      <w:sz w:val="20"/>
+                      <w:szCs w:val="20"/>
+                    </w:rPr>
+                    <w:t>Nh</w:t>
+                  </w:r>
+                  <w:r>
+                    <w:rPr>
+                      <w:sz w:val="20"/>
+                      <w:szCs w:val="20"/>
+                      <w:lang w:val="vi-VN"/>
+                    </w:rPr>
+                    <w:t>ãn sản phẩm</w:t>
                   </w:r>
                 </w:p>
               </w:tc>
@@ -908,14 +1718,23 @@
                     <w:rPr>
                       <w:sz w:val="20"/>
                       <w:szCs w:val="20"/>
-                    </w:rPr>
-                  </w:pPr>
-                  <w:r>
-                    <w:rPr>
-                      <w:sz w:val="20"/>
-                      <w:szCs w:val="20"/>
-                    </w:rPr>
-                    <w:t>String</w:t>
+                      <w:lang w:val="vi-VN"/>
+                    </w:rPr>
+                  </w:pPr>
+                  <w:r>
+                    <w:rPr>
+                      <w:sz w:val="20"/>
+                      <w:szCs w:val="20"/>
+                    </w:rPr>
+                    <w:t>Chu</w:t>
+                  </w:r>
+                  <w:r>
+                    <w:rPr>
+                      <w:sz w:val="20"/>
+                      <w:szCs w:val="20"/>
+                      <w:lang w:val="vi-VN"/>
+                    </w:rPr>
+                    <w:t>ỗi ( tối đa 50 kí tự )</w:t>
                   </w:r>
                 </w:p>
               </w:tc>
@@ -997,14 +1816,23 @@
                     <w:rPr>
                       <w:sz w:val="20"/>
                       <w:szCs w:val="20"/>
-                    </w:rPr>
-                  </w:pPr>
-                  <w:r>
-                    <w:rPr>
-                      <w:sz w:val="20"/>
-                      <w:szCs w:val="20"/>
-                    </w:rPr>
-                    <w:t>Number of products available in store</w:t>
+                      <w:lang w:val="vi-VN"/>
+                    </w:rPr>
+                  </w:pPr>
+                  <w:r>
+                    <w:rPr>
+                      <w:sz w:val="20"/>
+                      <w:szCs w:val="20"/>
+                    </w:rPr>
+                    <w:t>S</w:t>
+                  </w:r>
+                  <w:r>
+                    <w:rPr>
+                      <w:sz w:val="20"/>
+                      <w:szCs w:val="20"/>
+                      <w:lang w:val="vi-VN"/>
+                    </w:rPr>
+                    <w:t>ố lượng sản phẩm hợp lệ</w:t>
                   </w:r>
                 </w:p>
               </w:tc>
@@ -1018,14 +1846,23 @@
                     <w:rPr>
                       <w:sz w:val="20"/>
                       <w:szCs w:val="20"/>
-                    </w:rPr>
-                  </w:pPr>
-                  <w:r>
-                    <w:rPr>
-                      <w:sz w:val="20"/>
-                      <w:szCs w:val="20"/>
-                    </w:rPr>
-                    <w:t>Non-negative integer</w:t>
+                      <w:lang w:val="vi-VN"/>
+                    </w:rPr>
+                  </w:pPr>
+                  <w:r>
+                    <w:rPr>
+                      <w:sz w:val="20"/>
+                      <w:szCs w:val="20"/>
+                    </w:rPr>
+                    <w:t>S</w:t>
+                  </w:r>
+                  <w:r>
+                    <w:rPr>
+                      <w:sz w:val="20"/>
+                      <w:szCs w:val="20"/>
+                      <w:lang w:val="vi-VN"/>
+                    </w:rPr>
+                    <w:t xml:space="preserve">ố nguyên dương </w:t>
                   </w:r>
                 </w:p>
               </w:tc>
@@ -1107,14 +1944,16 @@
                     <w:rPr>
                       <w:sz w:val="20"/>
                       <w:szCs w:val="20"/>
-                    </w:rPr>
-                  </w:pPr>
-                  <w:r>
-                    <w:rPr>
-                      <w:sz w:val="20"/>
-                      <w:szCs w:val="20"/>
-                    </w:rPr>
-                    <w:t>Image of product</w:t>
+                      <w:lang w:val="vi-VN"/>
+                    </w:rPr>
+                  </w:pPr>
+                  <w:r>
+                    <w:rPr>
+                      <w:sz w:val="20"/>
+                      <w:szCs w:val="20"/>
+                      <w:lang w:val="vi-VN"/>
+                    </w:rPr>
+                    <w:t>Ảnh sản phẩm</w:t>
                   </w:r>
                 </w:p>
               </w:tc>
@@ -1130,21 +1969,12 @@
                       <w:szCs w:val="20"/>
                     </w:rPr>
                   </w:pPr>
-                  <w:proofErr w:type="gramStart"/>
-                  <w:r>
-                    <w:rPr>
-                      <w:sz w:val="20"/>
-                      <w:szCs w:val="20"/>
-                    </w:rPr>
-                    <w:t>Image(</w:t>
-                  </w:r>
-                  <w:proofErr w:type="gramEnd"/>
-                  <w:r>
-                    <w:rPr>
-                      <w:sz w:val="20"/>
-                      <w:szCs w:val="20"/>
-                    </w:rPr>
-                    <w:t>.png file or .jpg file)</w:t>
+                  <w:r>
+                    <w:rPr>
+                      <w:sz w:val="20"/>
+                      <w:szCs w:val="20"/>
+                    </w:rPr>
+                    <w:t>Image(.png file or .jpg file)</w:t>
                   </w:r>
                 </w:p>
               </w:tc>
@@ -1187,6 +2017,7 @@
               <w:rPr>
                 <w:b/>
               </w:rPr>
+              <w:lastRenderedPageBreak/>
               <w:t>Table B -Information of book:</w:t>
             </w:r>
           </w:p>
@@ -1439,14 +2270,32 @@
                     <w:rPr>
                       <w:sz w:val="20"/>
                       <w:szCs w:val="20"/>
-                    </w:rPr>
-                  </w:pPr>
-                  <w:r>
-                    <w:rPr>
-                      <w:sz w:val="20"/>
-                      <w:szCs w:val="20"/>
-                    </w:rPr>
-                    <w:t xml:space="preserve">  Author of the book</w:t>
+                      <w:lang w:val="vi-VN"/>
+                    </w:rPr>
+                  </w:pPr>
+                  <w:r>
+                    <w:rPr>
+                      <w:sz w:val="20"/>
+                      <w:szCs w:val="20"/>
+                    </w:rPr>
+                    <w:t xml:space="preserve">  </w:t>
+                  </w:r>
+                  <w:proofErr w:type="spellStart"/>
+                  <w:r>
+                    <w:rPr>
+                      <w:sz w:val="20"/>
+                      <w:szCs w:val="20"/>
+                    </w:rPr>
+                    <w:t>Tên</w:t>
+                  </w:r>
+                  <w:proofErr w:type="spellEnd"/>
+                  <w:r>
+                    <w:rPr>
+                      <w:sz w:val="20"/>
+                      <w:szCs w:val="20"/>
+                      <w:lang w:val="vi-VN"/>
+                    </w:rPr>
+                    <w:t xml:space="preserve"> tác giả</w:t>
                   </w:r>
                 </w:p>
               </w:tc>
@@ -1465,20 +2314,37 @@
                     <w:bottom w:w="0" w:type="dxa"/>
                     <w:right w:w="0" w:type="dxa"/>
                   </w:tcMar>
-                </w:tcPr>
-                <w:p>
-                  <w:pPr>
-                    <w:rPr>
-                      <w:sz w:val="20"/>
-                      <w:szCs w:val="20"/>
-                    </w:rPr>
-                  </w:pPr>
-                  <w:r>
-                    <w:rPr>
-                      <w:sz w:val="20"/>
-                      <w:szCs w:val="20"/>
-                    </w:rPr>
-                    <w:t xml:space="preserve">  String</w:t>
+                  <w:vAlign w:val="center"/>
+                </w:tcPr>
+                <w:p>
+                  <w:pPr>
+                    <w:rPr>
+                      <w:sz w:val="20"/>
+                      <w:szCs w:val="20"/>
+                    </w:rPr>
+                  </w:pPr>
+                  <w:r>
+                    <w:rPr>
+                      <w:sz w:val="20"/>
+                      <w:szCs w:val="20"/>
+                      <w:lang w:val="vi-VN"/>
+                    </w:rPr>
+                    <w:t xml:space="preserve">  </w:t>
+                  </w:r>
+                  <w:r>
+                    <w:rPr>
+                      <w:sz w:val="20"/>
+                      <w:szCs w:val="20"/>
+                    </w:rPr>
+                    <w:t>Chu</w:t>
+                  </w:r>
+                  <w:r>
+                    <w:rPr>
+                      <w:sz w:val="20"/>
+                      <w:szCs w:val="20"/>
+                      <w:lang w:val="vi-VN"/>
+                    </w:rPr>
+                    <w:t>ỗi ( tối đa 50 kí tự )</w:t>
                   </w:r>
                 </w:p>
               </w:tc>
@@ -1572,14 +2438,25 @@
                     <w:rPr>
                       <w:sz w:val="20"/>
                       <w:szCs w:val="20"/>
-                    </w:rPr>
-                  </w:pPr>
-                  <w:r>
-                    <w:rPr>
-                      <w:sz w:val="20"/>
-                      <w:szCs w:val="20"/>
-                    </w:rPr>
-                    <w:t>Publisher of the book</w:t>
+                      <w:lang w:val="vi-VN"/>
+                    </w:rPr>
+                  </w:pPr>
+                  <w:proofErr w:type="spellStart"/>
+                  <w:r>
+                    <w:rPr>
+                      <w:sz w:val="20"/>
+                      <w:szCs w:val="20"/>
+                    </w:rPr>
+                    <w:t>Tên</w:t>
+                  </w:r>
+                  <w:proofErr w:type="spellEnd"/>
+                  <w:r>
+                    <w:rPr>
+                      <w:sz w:val="20"/>
+                      <w:szCs w:val="20"/>
+                      <w:lang w:val="vi-VN"/>
+                    </w:rPr>
+                    <w:t xml:space="preserve"> nhà xuất bản</w:t>
                   </w:r>
                 </w:p>
               </w:tc>
@@ -1600,7 +2477,15 @@
                       <w:sz w:val="20"/>
                       <w:szCs w:val="20"/>
                     </w:rPr>
-                    <w:t>String</w:t>
+                    <w:t>Chu</w:t>
+                  </w:r>
+                  <w:r>
+                    <w:rPr>
+                      <w:sz w:val="20"/>
+                      <w:szCs w:val="20"/>
+                      <w:lang w:val="vi-VN"/>
+                    </w:rPr>
+                    <w:t>ỗi ( tối đa 50 kí tự )</w:t>
                   </w:r>
                 </w:p>
               </w:tc>
@@ -1646,7 +2531,6 @@
                       <w:sz w:val="20"/>
                       <w:szCs w:val="20"/>
                     </w:rPr>
-                    <w:lastRenderedPageBreak/>
                     <w:t>3.</w:t>
                   </w:r>
                 </w:p>
@@ -1684,14 +2568,23 @@
                     <w:rPr>
                       <w:sz w:val="20"/>
                       <w:szCs w:val="20"/>
-                    </w:rPr>
-                  </w:pPr>
-                  <w:r>
-                    <w:rPr>
-                      <w:sz w:val="20"/>
-                      <w:szCs w:val="20"/>
-                    </w:rPr>
-                    <w:t>Type of the cover</w:t>
+                      <w:lang w:val="vi-VN"/>
+                    </w:rPr>
+                  </w:pPr>
+                  <w:r>
+                    <w:rPr>
+                      <w:sz w:val="20"/>
+                      <w:szCs w:val="20"/>
+                    </w:rPr>
+                    <w:t>L</w:t>
+                  </w:r>
+                  <w:r>
+                    <w:rPr>
+                      <w:sz w:val="20"/>
+                      <w:szCs w:val="20"/>
+                      <w:lang w:val="vi-VN"/>
+                    </w:rPr>
+                    <w:t>oại bìa</w:t>
                   </w:r>
                 </w:p>
               </w:tc>
@@ -1712,7 +2605,15 @@
                       <w:sz w:val="20"/>
                       <w:szCs w:val="20"/>
                     </w:rPr>
-                    <w:t>String</w:t>
+                    <w:t>Chu</w:t>
+                  </w:r>
+                  <w:r>
+                    <w:rPr>
+                      <w:sz w:val="20"/>
+                      <w:szCs w:val="20"/>
+                      <w:lang w:val="vi-VN"/>
+                    </w:rPr>
+                    <w:t>ỗi ( tối đa 50 kí tự )</w:t>
                   </w:r>
                 </w:p>
               </w:tc>
@@ -1804,14 +2705,23 @@
                     <w:rPr>
                       <w:sz w:val="20"/>
                       <w:szCs w:val="20"/>
-                    </w:rPr>
-                  </w:pPr>
-                  <w:r>
-                    <w:rPr>
-                      <w:sz w:val="20"/>
-                      <w:szCs w:val="20"/>
-                    </w:rPr>
-                    <w:t>Number of pages</w:t>
+                      <w:lang w:val="vi-VN"/>
+                    </w:rPr>
+                  </w:pPr>
+                  <w:r>
+                    <w:rPr>
+                      <w:sz w:val="20"/>
+                      <w:szCs w:val="20"/>
+                    </w:rPr>
+                    <w:t>S</w:t>
+                  </w:r>
+                  <w:r>
+                    <w:rPr>
+                      <w:sz w:val="20"/>
+                      <w:szCs w:val="20"/>
+                      <w:lang w:val="vi-VN"/>
+                    </w:rPr>
+                    <w:t>ố trang</w:t>
                   </w:r>
                 </w:p>
               </w:tc>
@@ -1825,14 +2735,23 @@
                     <w:rPr>
                       <w:sz w:val="20"/>
                       <w:szCs w:val="20"/>
-                    </w:rPr>
-                  </w:pPr>
-                  <w:r>
-                    <w:rPr>
-                      <w:sz w:val="20"/>
-                      <w:szCs w:val="20"/>
-                    </w:rPr>
-                    <w:t>Positive integer</w:t>
+                      <w:lang w:val="vi-VN"/>
+                    </w:rPr>
+                  </w:pPr>
+                  <w:r>
+                    <w:rPr>
+                      <w:sz w:val="20"/>
+                      <w:szCs w:val="20"/>
+                    </w:rPr>
+                    <w:t>S</w:t>
+                  </w:r>
+                  <w:r>
+                    <w:rPr>
+                      <w:sz w:val="20"/>
+                      <w:szCs w:val="20"/>
+                      <w:lang w:val="vi-VN"/>
+                    </w:rPr>
+                    <w:t>ố nguyên</w:t>
                   </w:r>
                 </w:p>
               </w:tc>
@@ -1915,24 +2834,24 @@
                     <w:rPr>
                       <w:sz w:val="20"/>
                       <w:szCs w:val="20"/>
-                    </w:rPr>
-                  </w:pPr>
-                  <w:r>
-                    <w:rPr>
-                      <w:sz w:val="20"/>
-                      <w:szCs w:val="20"/>
-                    </w:rPr>
-                    <w:t xml:space="preserve">Date when book is </w:t>
-                  </w:r>
-                  <w:proofErr w:type="spellStart"/>
-                  <w:r>
-                    <w:rPr>
-                      <w:sz w:val="20"/>
-                      <w:szCs w:val="20"/>
-                    </w:rPr>
-                    <w:t>publicated</w:t>
-                  </w:r>
-                  <w:proofErr w:type="spellEnd"/>
+                      <w:lang w:val="vi-VN"/>
+                    </w:rPr>
+                  </w:pPr>
+                  <w:r>
+                    <w:rPr>
+                      <w:sz w:val="20"/>
+                      <w:szCs w:val="20"/>
+                    </w:rPr>
+                    <w:t>Ng</w:t>
+                  </w:r>
+                  <w:r>
+                    <w:rPr>
+                      <w:sz w:val="20"/>
+                      <w:szCs w:val="20"/>
+                      <w:lang w:val="vi-VN"/>
+                    </w:rPr>
+                    <w:t>ày xuất bản</w:t>
+                  </w:r>
                 </w:p>
               </w:tc>
               <w:tc>
@@ -2035,14 +2954,25 @@
                     <w:rPr>
                       <w:sz w:val="20"/>
                       <w:szCs w:val="20"/>
-                    </w:rPr>
-                  </w:pPr>
-                  <w:r>
-                    <w:rPr>
-                      <w:sz w:val="20"/>
-                      <w:szCs w:val="20"/>
-                    </w:rPr>
-                    <w:t>Language of book content</w:t>
+                      <w:lang w:val="vi-VN"/>
+                    </w:rPr>
+                  </w:pPr>
+                  <w:proofErr w:type="spellStart"/>
+                  <w:r>
+                    <w:rPr>
+                      <w:sz w:val="20"/>
+                      <w:szCs w:val="20"/>
+                    </w:rPr>
+                    <w:t>Ngôn</w:t>
+                  </w:r>
+                  <w:proofErr w:type="spellEnd"/>
+                  <w:r>
+                    <w:rPr>
+                      <w:sz w:val="20"/>
+                      <w:szCs w:val="20"/>
+                      <w:lang w:val="vi-VN"/>
+                    </w:rPr>
+                    <w:t xml:space="preserve"> ngữ</w:t>
                   </w:r>
                 </w:p>
               </w:tc>
@@ -2063,7 +2993,31 @@
                       <w:sz w:val="20"/>
                       <w:szCs w:val="20"/>
                     </w:rPr>
-                    <w:t>String</w:t>
+                    <w:t>Chu</w:t>
+                  </w:r>
+                  <w:r>
+                    <w:rPr>
+                      <w:sz w:val="20"/>
+                      <w:szCs w:val="20"/>
+                      <w:lang w:val="vi-VN"/>
+                    </w:rPr>
+                    <w:t xml:space="preserve">ỗi ( tối đa </w:t>
+                  </w:r>
+                  <w:r>
+                    <w:rPr>
+                      <w:sz w:val="20"/>
+                      <w:szCs w:val="20"/>
+                      <w:lang w:val="vi-VN"/>
+                    </w:rPr>
+                    <w:t>20</w:t>
+                  </w:r>
+                  <w:r>
+                    <w:rPr>
+                      <w:sz w:val="20"/>
+                      <w:szCs w:val="20"/>
+                      <w:lang w:val="vi-VN"/>
+                    </w:rPr>
+                    <w:t xml:space="preserve"> kí tự )</w:t>
                   </w:r>
                 </w:p>
               </w:tc>
@@ -2146,14 +3100,23 @@
                     <w:rPr>
                       <w:sz w:val="20"/>
                       <w:szCs w:val="20"/>
-                    </w:rPr>
-                  </w:pPr>
-                  <w:r>
-                    <w:rPr>
-                      <w:sz w:val="20"/>
-                      <w:szCs w:val="20"/>
-                    </w:rPr>
-                    <w:t>Genre type of book</w:t>
+                      <w:lang w:val="vi-VN"/>
+                    </w:rPr>
+                  </w:pPr>
+                  <w:r>
+                    <w:rPr>
+                      <w:sz w:val="20"/>
+                      <w:szCs w:val="20"/>
+                    </w:rPr>
+                    <w:t>Th</w:t>
+                  </w:r>
+                  <w:r>
+                    <w:rPr>
+                      <w:sz w:val="20"/>
+                      <w:szCs w:val="20"/>
+                      <w:lang w:val="vi-VN"/>
+                    </w:rPr>
+                    <w:t xml:space="preserve">ể loại </w:t>
                   </w:r>
                 </w:p>
               </w:tc>
@@ -2174,7 +3137,31 @@
                       <w:sz w:val="20"/>
                       <w:szCs w:val="20"/>
                     </w:rPr>
-                    <w:t>String</w:t>
+                    <w:t>Chu</w:t>
+                  </w:r>
+                  <w:r>
+                    <w:rPr>
+                      <w:sz w:val="20"/>
+                      <w:szCs w:val="20"/>
+                      <w:lang w:val="vi-VN"/>
+                    </w:rPr>
+                    <w:t xml:space="preserve">ỗi ( tối đa </w:t>
+                  </w:r>
+                  <w:r>
+                    <w:rPr>
+                      <w:sz w:val="20"/>
+                      <w:szCs w:val="20"/>
+                      <w:lang w:val="vi-VN"/>
+                    </w:rPr>
+                    <w:t>20</w:t>
+                  </w:r>
+                  <w:r>
+                    <w:rPr>
+                      <w:sz w:val="20"/>
+                      <w:szCs w:val="20"/>
+                      <w:lang w:val="vi-VN"/>
+                    </w:rPr>
+                    <w:t xml:space="preserve"> kí tự )</w:t>
                   </w:r>
                 </w:p>
               </w:tc>
@@ -2224,21 +3211,7 @@
               <w:rPr>
                 <w:b/>
               </w:rPr>
-              <w:t xml:space="preserve">Table C -Information </w:t>
-            </w:r>
-            <w:proofErr w:type="gramStart"/>
-            <w:r>
-              <w:rPr>
-                <w:b/>
-              </w:rPr>
-              <w:t>of</w:t>
-            </w:r>
-            <w:proofErr w:type="gramEnd"/>
-            <w:r>
-              <w:rPr>
-                <w:b/>
-              </w:rPr>
-              <w:t xml:space="preserve"> DVDs:</w:t>
+              <w:t>Table C -Information of DVDs:</w:t>
             </w:r>
           </w:p>
           <w:tbl>
@@ -2489,14 +3462,30 @@
                     <w:rPr>
                       <w:sz w:val="20"/>
                       <w:szCs w:val="20"/>
-                    </w:rPr>
-                  </w:pPr>
-                  <w:r>
-                    <w:rPr>
-                      <w:sz w:val="20"/>
-                      <w:szCs w:val="20"/>
-                    </w:rPr>
-                    <w:t xml:space="preserve">  Type of DVD</w:t>
+                      <w:lang w:val="vi-VN"/>
+                    </w:rPr>
+                  </w:pPr>
+                  <w:r>
+                    <w:rPr>
+                      <w:sz w:val="20"/>
+                      <w:szCs w:val="20"/>
+                    </w:rPr>
+                    <w:t xml:space="preserve">  </w:t>
+                  </w:r>
+                  <w:r>
+                    <w:rPr>
+                      <w:sz w:val="20"/>
+                      <w:szCs w:val="20"/>
+                    </w:rPr>
+                    <w:t>Lo</w:t>
+                  </w:r>
+                  <w:r>
+                    <w:rPr>
+                      <w:sz w:val="20"/>
+                      <w:szCs w:val="20"/>
+                      <w:lang w:val="vi-VN"/>
+                    </w:rPr>
+                    <w:t>ại DVD</w:t>
                   </w:r>
                 </w:p>
               </w:tc>
@@ -2528,7 +3517,22 @@
                       <w:sz w:val="20"/>
                       <w:szCs w:val="20"/>
                     </w:rPr>
-                    <w:t xml:space="preserve">  String</w:t>
+                    <w:t xml:space="preserve">  </w:t>
+                  </w:r>
+                  <w:r>
+                    <w:rPr>
+                      <w:sz w:val="20"/>
+                      <w:szCs w:val="20"/>
+                    </w:rPr>
+                    <w:t>Chu</w:t>
+                  </w:r>
+                  <w:r>
+                    <w:rPr>
+                      <w:sz w:val="20"/>
+                      <w:szCs w:val="20"/>
+                      <w:lang w:val="vi-VN"/>
+                    </w:rPr>
+                    <w:t>ỗi ( tối đa 20 kí tự )</w:t>
                   </w:r>
                 </w:p>
               </w:tc>
@@ -2656,14 +3660,30 @@
                     <w:rPr>
                       <w:sz w:val="20"/>
                       <w:szCs w:val="20"/>
-                    </w:rPr>
-                  </w:pPr>
-                  <w:r>
-                    <w:rPr>
-                      <w:sz w:val="20"/>
-                      <w:szCs w:val="20"/>
-                    </w:rPr>
-                    <w:t xml:space="preserve">  Director of DVD</w:t>
+                      <w:lang w:val="vi-VN"/>
+                    </w:rPr>
+                  </w:pPr>
+                  <w:r>
+                    <w:rPr>
+                      <w:sz w:val="20"/>
+                      <w:szCs w:val="20"/>
+                    </w:rPr>
+                    <w:t xml:space="preserve">  </w:t>
+                  </w:r>
+                  <w:r>
+                    <w:rPr>
+                      <w:sz w:val="20"/>
+                      <w:szCs w:val="20"/>
+                    </w:rPr>
+                    <w:t>T</w:t>
+                  </w:r>
+                  <w:r>
+                    <w:rPr>
+                      <w:sz w:val="20"/>
+                      <w:szCs w:val="20"/>
+                      <w:lang w:val="vi-VN"/>
+                    </w:rPr>
+                    <w:t>ác giả</w:t>
                   </w:r>
                 </w:p>
               </w:tc>
@@ -2695,7 +3715,22 @@
                       <w:sz w:val="20"/>
                       <w:szCs w:val="20"/>
                     </w:rPr>
-                    <w:t xml:space="preserve">  String</w:t>
+                    <w:t xml:space="preserve">  </w:t>
+                  </w:r>
+                  <w:r>
+                    <w:rPr>
+                      <w:sz w:val="20"/>
+                      <w:szCs w:val="20"/>
+                    </w:rPr>
+                    <w:t>Chu</w:t>
+                  </w:r>
+                  <w:r>
+                    <w:rPr>
+                      <w:sz w:val="20"/>
+                      <w:szCs w:val="20"/>
+                      <w:lang w:val="vi-VN"/>
+                    </w:rPr>
+                    <w:t>ỗi ( tối đa 20 kí tự )</w:t>
                   </w:r>
                 </w:p>
               </w:tc>
@@ -2789,30 +3824,25 @@
                     <w:rPr>
                       <w:sz w:val="20"/>
                       <w:szCs w:val="20"/>
-                    </w:rPr>
-                  </w:pPr>
-                  <w:r>
-                    <w:rPr>
-                      <w:sz w:val="20"/>
-                      <w:szCs w:val="20"/>
-                    </w:rPr>
-                    <w:t xml:space="preserve">Studio publishing the movie </w:t>
-                  </w:r>
-                  <w:proofErr w:type="gramStart"/>
-                  <w:r>
-                    <w:rPr>
-                      <w:sz w:val="20"/>
-                      <w:szCs w:val="20"/>
-                    </w:rPr>
-                    <w:t>in</w:t>
-                  </w:r>
-                  <w:proofErr w:type="gramEnd"/>
-                  <w:r>
-                    <w:rPr>
-                      <w:sz w:val="20"/>
-                      <w:szCs w:val="20"/>
-                    </w:rPr>
-                    <w:t xml:space="preserve"> the DVD</w:t>
+                      <w:lang w:val="vi-VN"/>
+                    </w:rPr>
+                  </w:pPr>
+                  <w:proofErr w:type="spellStart"/>
+                  <w:r>
+                    <w:rPr>
+                      <w:sz w:val="20"/>
+                      <w:szCs w:val="20"/>
+                    </w:rPr>
+                    <w:t>Tên</w:t>
+                  </w:r>
+                  <w:proofErr w:type="spellEnd"/>
+                  <w:r>
+                    <w:rPr>
+                      <w:sz w:val="20"/>
+                      <w:szCs w:val="20"/>
+                      <w:lang w:val="vi-VN"/>
+                    </w:rPr>
+                    <w:t xml:space="preserve"> studio xuất bản</w:t>
                   </w:r>
                 </w:p>
               </w:tc>
@@ -2833,7 +3863,15 @@
                       <w:sz w:val="20"/>
                       <w:szCs w:val="20"/>
                     </w:rPr>
-                    <w:t>String</w:t>
+                    <w:t>Chu</w:t>
+                  </w:r>
+                  <w:r>
+                    <w:rPr>
+                      <w:sz w:val="20"/>
+                      <w:szCs w:val="20"/>
+                      <w:lang w:val="vi-VN"/>
+                    </w:rPr>
+                    <w:t>ỗi ( tối đa 20 kí tự )</w:t>
                   </w:r>
                 </w:p>
               </w:tc>
@@ -2915,14 +3953,25 @@
                     <w:rPr>
                       <w:sz w:val="20"/>
                       <w:szCs w:val="20"/>
-                    </w:rPr>
-                  </w:pPr>
-                  <w:r>
-                    <w:rPr>
-                      <w:sz w:val="20"/>
-                      <w:szCs w:val="20"/>
-                    </w:rPr>
-                    <w:t>Language in the move</w:t>
+                      <w:lang w:val="vi-VN"/>
+                    </w:rPr>
+                  </w:pPr>
+                  <w:proofErr w:type="spellStart"/>
+                  <w:r>
+                    <w:rPr>
+                      <w:sz w:val="20"/>
+                      <w:szCs w:val="20"/>
+                    </w:rPr>
+                    <w:t>Ngôn</w:t>
+                  </w:r>
+                  <w:proofErr w:type="spellEnd"/>
+                  <w:r>
+                    <w:rPr>
+                      <w:sz w:val="20"/>
+                      <w:szCs w:val="20"/>
+                      <w:lang w:val="vi-VN"/>
+                    </w:rPr>
+                    <w:t xml:space="preserve"> ngữ </w:t>
                   </w:r>
                 </w:p>
               </w:tc>
@@ -2943,7 +3992,15 @@
                       <w:sz w:val="20"/>
                       <w:szCs w:val="20"/>
                     </w:rPr>
-                    <w:t>String</w:t>
+                    <w:t>Chu</w:t>
+                  </w:r>
+                  <w:r>
+                    <w:rPr>
+                      <w:sz w:val="20"/>
+                      <w:szCs w:val="20"/>
+                      <w:lang w:val="vi-VN"/>
+                    </w:rPr>
+                    <w:t>ỗi ( tối đa 20 kí tự )</w:t>
                   </w:r>
                 </w:p>
               </w:tc>
@@ -3027,13 +4084,63 @@
                       <w:szCs w:val="20"/>
                     </w:rPr>
                   </w:pPr>
-                  <w:r>
-                    <w:rPr>
-                      <w:sz w:val="20"/>
-                      <w:szCs w:val="20"/>
-                    </w:rPr>
-                    <w:t>Subtitle language</w:t>
-                  </w:r>
+                  <w:proofErr w:type="spellStart"/>
+                  <w:r>
+                    <w:rPr>
+                      <w:sz w:val="20"/>
+                      <w:szCs w:val="20"/>
+                    </w:rPr>
+                    <w:t>Ngôn</w:t>
+                  </w:r>
+                  <w:proofErr w:type="spellEnd"/>
+                  <w:r>
+                    <w:rPr>
+                      <w:sz w:val="20"/>
+                      <w:szCs w:val="20"/>
+                    </w:rPr>
+                    <w:t xml:space="preserve"> </w:t>
+                  </w:r>
+                  <w:proofErr w:type="spellStart"/>
+                  <w:r>
+                    <w:rPr>
+                      <w:sz w:val="20"/>
+                      <w:szCs w:val="20"/>
+                    </w:rPr>
+                    <w:t>ngữ</w:t>
+                  </w:r>
+                  <w:proofErr w:type="spellEnd"/>
+                  <w:r>
+                    <w:rPr>
+                      <w:sz w:val="20"/>
+                      <w:szCs w:val="20"/>
+                    </w:rPr>
+                    <w:t xml:space="preserve"> </w:t>
+                  </w:r>
+                  <w:proofErr w:type="spellStart"/>
+                  <w:r>
+                    <w:rPr>
+                      <w:sz w:val="20"/>
+                      <w:szCs w:val="20"/>
+                    </w:rPr>
+                    <w:t>phụ</w:t>
+                  </w:r>
+                  <w:proofErr w:type="spellEnd"/>
+                  <w:r>
+                    <w:rPr>
+                      <w:sz w:val="20"/>
+                      <w:szCs w:val="20"/>
+                    </w:rPr>
+                    <w:t xml:space="preserve"> </w:t>
+                  </w:r>
+                  <w:proofErr w:type="spellStart"/>
+                  <w:r>
+                    <w:rPr>
+                      <w:sz w:val="20"/>
+                      <w:szCs w:val="20"/>
+                    </w:rPr>
+                    <w:t>đề</w:t>
+                  </w:r>
+                  <w:proofErr w:type="spellEnd"/>
                 </w:p>
               </w:tc>
               <w:tc>
@@ -3053,7 +4160,15 @@
                       <w:sz w:val="20"/>
                       <w:szCs w:val="20"/>
                     </w:rPr>
-                    <w:t>String</w:t>
+                    <w:t>Chu</w:t>
+                  </w:r>
+                  <w:r>
+                    <w:rPr>
+                      <w:sz w:val="20"/>
+                      <w:szCs w:val="20"/>
+                      <w:lang w:val="vi-VN"/>
+                    </w:rPr>
+                    <w:t>ỗi ( tối đa 20 kí tự )</w:t>
                   </w:r>
                 </w:p>
               </w:tc>
@@ -3135,8 +4250,24 @@
                     <w:rPr>
                       <w:sz w:val="20"/>
                       <w:szCs w:val="20"/>
-                    </w:rPr>
-                  </w:pPr>
+                      <w:lang w:val="vi-VN"/>
+                    </w:rPr>
+                  </w:pPr>
+                  <w:r>
+                    <w:rPr>
+                      <w:sz w:val="20"/>
+                      <w:szCs w:val="20"/>
+                    </w:rPr>
+                    <w:t>Ng</w:t>
+                  </w:r>
+                  <w:r>
+                    <w:rPr>
+                      <w:sz w:val="20"/>
+                      <w:szCs w:val="20"/>
+                      <w:lang w:val="vi-VN"/>
+                    </w:rPr>
+                    <w:t>ày xuất bản</w:t>
+                  </w:r>
                 </w:p>
               </w:tc>
               <w:tc>
@@ -3237,14 +4368,23 @@
                     <w:rPr>
                       <w:sz w:val="20"/>
                       <w:szCs w:val="20"/>
-                    </w:rPr>
-                  </w:pPr>
-                  <w:r>
-                    <w:rPr>
-                      <w:sz w:val="20"/>
-                      <w:szCs w:val="20"/>
-                    </w:rPr>
-                    <w:t>Main genre of movie</w:t>
+                      <w:lang w:val="vi-VN"/>
+                    </w:rPr>
+                  </w:pPr>
+                  <w:r>
+                    <w:rPr>
+                      <w:sz w:val="20"/>
+                      <w:szCs w:val="20"/>
+                    </w:rPr>
+                    <w:t>Th</w:t>
+                  </w:r>
+                  <w:r>
+                    <w:rPr>
+                      <w:sz w:val="20"/>
+                      <w:szCs w:val="20"/>
+                      <w:lang w:val="vi-VN"/>
+                    </w:rPr>
+                    <w:t>ể loại</w:t>
                   </w:r>
                 </w:p>
               </w:tc>
@@ -3265,7 +4405,15 @@
                       <w:sz w:val="20"/>
                       <w:szCs w:val="20"/>
                     </w:rPr>
-                    <w:t>String</w:t>
+                    <w:t>Chu</w:t>
+                  </w:r>
+                  <w:r>
+                    <w:rPr>
+                      <w:sz w:val="20"/>
+                      <w:szCs w:val="20"/>
+                      <w:lang w:val="vi-VN"/>
+                    </w:rPr>
+                    <w:t>ỗi ( tối đa 20 kí tự )</w:t>
                   </w:r>
                 </w:p>
               </w:tc>
@@ -3314,21 +4462,7 @@
               <w:rPr>
                 <w:b/>
               </w:rPr>
-              <w:t xml:space="preserve">Table D - Information </w:t>
-            </w:r>
-            <w:proofErr w:type="gramStart"/>
-            <w:r>
-              <w:rPr>
-                <w:b/>
-              </w:rPr>
-              <w:t>of</w:t>
-            </w:r>
-            <w:proofErr w:type="gramEnd"/>
-            <w:r>
-              <w:rPr>
-                <w:b/>
-              </w:rPr>
-              <w:t xml:space="preserve"> CDs:</w:t>
+              <w:t>Table D - Information of CDs:</w:t>
             </w:r>
           </w:p>
           <w:tbl>
@@ -3585,7 +4719,39 @@
                       <w:sz w:val="20"/>
                       <w:szCs w:val="20"/>
                     </w:rPr>
-                    <w:t xml:space="preserve">  Name of Artist</w:t>
+                    <w:t xml:space="preserve">  </w:t>
+                  </w:r>
+                  <w:proofErr w:type="spellStart"/>
+                  <w:r>
+                    <w:rPr>
+                      <w:sz w:val="20"/>
+                      <w:szCs w:val="20"/>
+                    </w:rPr>
+                    <w:t>Tên</w:t>
+                  </w:r>
+                  <w:proofErr w:type="spellEnd"/>
+                  <w:r>
+                    <w:rPr>
+                      <w:sz w:val="20"/>
+                      <w:szCs w:val="20"/>
+                    </w:rPr>
+                    <w:t xml:space="preserve"> </w:t>
+                  </w:r>
+                  <w:proofErr w:type="spellStart"/>
+                  <w:r>
+                    <w:rPr>
+                      <w:sz w:val="20"/>
+                      <w:szCs w:val="20"/>
+                    </w:rPr>
+                    <w:t>nghệ</w:t>
+                  </w:r>
+                  <w:proofErr w:type="spellEnd"/>
+                  <w:r>
+                    <w:rPr>
+                      <w:sz w:val="20"/>
+                      <w:szCs w:val="20"/>
+                    </w:rPr>
+                    <w:t xml:space="preserve"> sĩ</w:t>
                   </w:r>
                 </w:p>
               </w:tc>
@@ -3617,7 +4783,15 @@
                       <w:sz w:val="20"/>
                       <w:szCs w:val="20"/>
                     </w:rPr>
-                    <w:t xml:space="preserve">  String</w:t>
+                    <w:t>Chu</w:t>
+                  </w:r>
+                  <w:r>
+                    <w:rPr>
+                      <w:sz w:val="20"/>
+                      <w:szCs w:val="20"/>
+                      <w:lang w:val="vi-VN"/>
+                    </w:rPr>
+                    <w:t>ỗi ( tối đa 20 kí tự )</w:t>
                   </w:r>
                 </w:p>
               </w:tc>
@@ -3709,8 +4883,24 @@
                     <w:rPr>
                       <w:sz w:val="20"/>
                       <w:szCs w:val="20"/>
-                    </w:rPr>
-                  </w:pPr>
+                      <w:lang w:val="vi-VN"/>
+                    </w:rPr>
+                  </w:pPr>
+                  <w:r>
+                    <w:rPr>
+                      <w:sz w:val="20"/>
+                      <w:szCs w:val="20"/>
+                    </w:rPr>
+                    <w:t>Nh</w:t>
+                  </w:r>
+                  <w:r>
+                    <w:rPr>
+                      <w:sz w:val="20"/>
+                      <w:szCs w:val="20"/>
+                      <w:lang w:val="vi-VN"/>
+                    </w:rPr>
+                    <w:t>ãn</w:t>
+                  </w:r>
                 </w:p>
               </w:tc>
               <w:tc>
@@ -3730,7 +4920,15 @@
                       <w:sz w:val="20"/>
                       <w:szCs w:val="20"/>
                     </w:rPr>
-                    <w:t>String</w:t>
+                    <w:t>Chu</w:t>
+                  </w:r>
+                  <w:r>
+                    <w:rPr>
+                      <w:sz w:val="20"/>
+                      <w:szCs w:val="20"/>
+                      <w:lang w:val="vi-VN"/>
+                    </w:rPr>
+                    <w:t>ỗi ( tối đa 20 kí tự )</w:t>
                   </w:r>
                 </w:p>
               </w:tc>
@@ -3811,14 +5009,23 @@
                     <w:rPr>
                       <w:sz w:val="20"/>
                       <w:szCs w:val="20"/>
-                    </w:rPr>
-                  </w:pPr>
-                  <w:r>
-                    <w:rPr>
-                      <w:sz w:val="20"/>
-                      <w:szCs w:val="20"/>
-                    </w:rPr>
-                    <w:t>Genre in the move</w:t>
+                      <w:lang w:val="vi-VN"/>
+                    </w:rPr>
+                  </w:pPr>
+                  <w:r>
+                    <w:rPr>
+                      <w:sz w:val="20"/>
+                      <w:szCs w:val="20"/>
+                    </w:rPr>
+                    <w:t>Th</w:t>
+                  </w:r>
+                  <w:r>
+                    <w:rPr>
+                      <w:sz w:val="20"/>
+                      <w:szCs w:val="20"/>
+                      <w:lang w:val="vi-VN"/>
+                    </w:rPr>
+                    <w:t>ể loại</w:t>
                   </w:r>
                 </w:p>
               </w:tc>
@@ -3839,7 +5046,15 @@
                       <w:sz w:val="20"/>
                       <w:szCs w:val="20"/>
                     </w:rPr>
-                    <w:t>String</w:t>
+                    <w:t>Chu</w:t>
+                  </w:r>
+                  <w:r>
+                    <w:rPr>
+                      <w:sz w:val="20"/>
+                      <w:szCs w:val="20"/>
+                      <w:lang w:val="vi-VN"/>
+                    </w:rPr>
+                    <w:t>ỗi ( tối đa 20 kí tự )</w:t>
                   </w:r>
                 </w:p>
               </w:tc>
@@ -3920,8 +5135,26 @@
                     <w:rPr>
                       <w:sz w:val="20"/>
                       <w:szCs w:val="20"/>
-                    </w:rPr>
-                  </w:pPr>
+                      <w:lang w:val="vi-VN"/>
+                    </w:rPr>
+                  </w:pPr>
+                  <w:proofErr w:type="spellStart"/>
+                  <w:r>
+                    <w:rPr>
+                      <w:sz w:val="20"/>
+                      <w:szCs w:val="20"/>
+                    </w:rPr>
+                    <w:t>Ngày</w:t>
+                  </w:r>
+                  <w:proofErr w:type="spellEnd"/>
+                  <w:r>
+                    <w:rPr>
+                      <w:sz w:val="20"/>
+                      <w:szCs w:val="20"/>
+                      <w:lang w:val="vi-VN"/>
+                    </w:rPr>
+                    <w:t xml:space="preserve"> phát hành</w:t>
+                  </w:r>
                 </w:p>
               </w:tc>
               <w:tc>
@@ -4022,14 +5255,79 @@
                     <w:rPr>
                       <w:sz w:val="20"/>
                       <w:szCs w:val="20"/>
-                    </w:rPr>
-                  </w:pPr>
-                  <w:r>
-                    <w:rPr>
-                      <w:sz w:val="20"/>
-                      <w:szCs w:val="20"/>
-                    </w:rPr>
-                    <w:t>List of the song in the CD</w:t>
+                      <w:lang w:val="vi-VN"/>
+                    </w:rPr>
+                  </w:pPr>
+                  <w:r>
+                    <w:rPr>
+                      <w:sz w:val="20"/>
+                      <w:szCs w:val="20"/>
+                    </w:rPr>
+                    <w:t xml:space="preserve">Danh </w:t>
+                  </w:r>
+                  <w:proofErr w:type="spellStart"/>
+                  <w:r>
+                    <w:rPr>
+                      <w:sz w:val="20"/>
+                      <w:szCs w:val="20"/>
+                    </w:rPr>
+                    <w:t>sách</w:t>
+                  </w:r>
+                  <w:proofErr w:type="spellEnd"/>
+                  <w:r>
+                    <w:rPr>
+                      <w:sz w:val="20"/>
+                      <w:szCs w:val="20"/>
+                    </w:rPr>
+                    <w:t xml:space="preserve"> </w:t>
+                  </w:r>
+                  <w:proofErr w:type="spellStart"/>
+                  <w:r>
+                    <w:rPr>
+                      <w:sz w:val="20"/>
+                      <w:szCs w:val="20"/>
+                    </w:rPr>
+                    <w:t>bài</w:t>
+                  </w:r>
+                  <w:proofErr w:type="spellEnd"/>
+                  <w:r>
+                    <w:rPr>
+                      <w:sz w:val="20"/>
+                      <w:szCs w:val="20"/>
+                    </w:rPr>
+                    <w:t xml:space="preserve"> </w:t>
+                  </w:r>
+                  <w:proofErr w:type="spellStart"/>
+                  <w:r>
+                    <w:rPr>
+                      <w:sz w:val="20"/>
+                      <w:szCs w:val="20"/>
+                    </w:rPr>
+                    <w:t>hát</w:t>
+                  </w:r>
+                  <w:proofErr w:type="spellEnd"/>
+                  <w:r>
+                    <w:rPr>
+                      <w:sz w:val="20"/>
+                      <w:szCs w:val="20"/>
+                    </w:rPr>
+                    <w:t xml:space="preserve"> </w:t>
+                  </w:r>
+                  <w:proofErr w:type="spellStart"/>
+                  <w:r>
+                    <w:rPr>
+                      <w:sz w:val="20"/>
+                      <w:szCs w:val="20"/>
+                    </w:rPr>
+                    <w:t>trong</w:t>
+                  </w:r>
+                  <w:proofErr w:type="spellEnd"/>
+                  <w:r>
+                    <w:rPr>
+                      <w:sz w:val="20"/>
+                      <w:szCs w:val="20"/>
+                    </w:rPr>
+                    <w:t xml:space="preserve"> CD</w:t>
                   </w:r>
                 </w:p>
               </w:tc>
@@ -4050,7 +5348,15 @@
                       <w:sz w:val="20"/>
                       <w:szCs w:val="20"/>
                     </w:rPr>
-                    <w:t>String</w:t>
+                    <w:t>Chu</w:t>
+                  </w:r>
+                  <w:r>
+                    <w:rPr>
+                      <w:sz w:val="20"/>
+                      <w:szCs w:val="20"/>
+                      <w:lang w:val="vi-VN"/>
+                    </w:rPr>
+                    <w:t>ỗi ( tối đa 20 kí tự )</w:t>
                   </w:r>
                 </w:p>
               </w:tc>
@@ -4120,6 +5426,7 @@
                       <w:sz w:val="20"/>
                       <w:szCs w:val="20"/>
                     </w:rPr>
+                    <w:lastRenderedPageBreak/>
                     <w:t>2, Scared of losing</w:t>
                   </w:r>
                 </w:p>
@@ -4157,6 +5464,7 @@
                 <w:sz w:val="28"/>
                 <w:szCs w:val="28"/>
               </w:rPr>
+              <w:lastRenderedPageBreak/>
               <w:t>.</w:t>
             </w:r>
           </w:p>
@@ -4179,7 +5487,6 @@
                 <w:sz w:val="28"/>
                 <w:szCs w:val="28"/>
               </w:rPr>
-              <w:lastRenderedPageBreak/>
               <w:t xml:space="preserve"> Postconditions</w:t>
             </w:r>
           </w:p>
@@ -4189,41 +5496,38 @@
               <w:ind w:left="720"/>
               <w:rPr>
                 <w:bCs/>
+                <w:lang w:val="vi-VN"/>
               </w:rPr>
             </w:pPr>
             <w:r>
               <w:rPr>
                 <w:bCs/>
               </w:rPr>
-              <w:t xml:space="preserve">The software displays </w:t>
-            </w:r>
-            <w:proofErr w:type="gramStart"/>
+              <w:t>N</w:t>
+            </w:r>
             <w:r>
               <w:rPr>
                 <w:bCs/>
+                <w:lang w:val="vi-VN"/>
               </w:rPr>
-              <w:t>the information</w:t>
-            </w:r>
-            <w:proofErr w:type="gramEnd"/>
-            <w:r>
+              <w:t xml:space="preserve">ếu thành công thì thông tin sản phẩm được hiển thị </w:t>
+            </w:r>
+          </w:p>
+          <w:p>
+            <w:pPr>
+              <w:spacing w:before="0" w:line="240" w:lineRule="auto"/>
+              <w:ind w:left="720"/>
               <w:rPr>
                 <w:bCs/>
+                <w:lang w:val="vi-VN"/>
               </w:rPr>
-              <w:t xml:space="preserve"> </w:t>
-            </w:r>
-            <w:proofErr w:type="gramStart"/>
+            </w:pPr>
             <w:r>
               <w:rPr>
                 <w:bCs/>
+                <w:lang w:val="vi-VN"/>
               </w:rPr>
-              <w:t>of</w:t>
-            </w:r>
-            <w:proofErr w:type="gramEnd"/>
-            <w:r>
-              <w:rPr>
-                <w:bCs/>
-              </w:rPr>
-              <w:t xml:space="preserve"> product.</w:t>
+              <w:t>Nếu thất bại thì hiển thị thông báo lỗi</w:t>
             </w:r>
           </w:p>
         </w:tc>
@@ -4329,6 +5633,119 @@
     </w:lvl>
   </w:abstractNum>
   <w:abstractNum w:abstractNumId="1" w15:restartNumberingAfterBreak="0">
+    <w:nsid w:val="2C0A318C"/>
+    <w:multiLevelType w:val="multilevel"/>
+    <w:tmpl w:val="F782DB94"/>
+    <w:lvl w:ilvl="0">
+      <w:start w:val="1"/>
+      <w:numFmt w:val="bullet"/>
+      <w:lvlText w:val="●"/>
+      <w:lvlJc w:val="left"/>
+      <w:pPr>
+        <w:ind w:left="720" w:hanging="360"/>
+      </w:pPr>
+      <w:rPr>
+        <w:u w:val="none"/>
+      </w:rPr>
+    </w:lvl>
+    <w:lvl w:ilvl="1">
+      <w:start w:val="1"/>
+      <w:numFmt w:val="bullet"/>
+      <w:lvlText w:val="○"/>
+      <w:lvlJc w:val="left"/>
+      <w:pPr>
+        <w:ind w:left="1440" w:hanging="360"/>
+      </w:pPr>
+      <w:rPr>
+        <w:u w:val="none"/>
+      </w:rPr>
+    </w:lvl>
+    <w:lvl w:ilvl="2">
+      <w:start w:val="1"/>
+      <w:numFmt w:val="bullet"/>
+      <w:lvlText w:val="■"/>
+      <w:lvlJc w:val="left"/>
+      <w:pPr>
+        <w:ind w:left="2160" w:hanging="360"/>
+      </w:pPr>
+      <w:rPr>
+        <w:u w:val="none"/>
+      </w:rPr>
+    </w:lvl>
+    <w:lvl w:ilvl="3">
+      <w:start w:val="1"/>
+      <w:numFmt w:val="bullet"/>
+      <w:lvlText w:val="●"/>
+      <w:lvlJc w:val="left"/>
+      <w:pPr>
+        <w:ind w:left="2880" w:hanging="360"/>
+      </w:pPr>
+      <w:rPr>
+        <w:u w:val="none"/>
+      </w:rPr>
+    </w:lvl>
+    <w:lvl w:ilvl="4">
+      <w:start w:val="1"/>
+      <w:numFmt w:val="bullet"/>
+      <w:lvlText w:val="○"/>
+      <w:lvlJc w:val="left"/>
+      <w:pPr>
+        <w:ind w:left="3600" w:hanging="360"/>
+      </w:pPr>
+      <w:rPr>
+        <w:u w:val="none"/>
+      </w:rPr>
+    </w:lvl>
+    <w:lvl w:ilvl="5">
+      <w:start w:val="1"/>
+      <w:numFmt w:val="bullet"/>
+      <w:lvlText w:val="■"/>
+      <w:lvlJc w:val="left"/>
+      <w:pPr>
+        <w:ind w:left="4320" w:hanging="360"/>
+      </w:pPr>
+      <w:rPr>
+        <w:u w:val="none"/>
+      </w:rPr>
+    </w:lvl>
+    <w:lvl w:ilvl="6">
+      <w:start w:val="1"/>
+      <w:numFmt w:val="bullet"/>
+      <w:lvlText w:val="●"/>
+      <w:lvlJc w:val="left"/>
+      <w:pPr>
+        <w:ind w:left="5040" w:hanging="360"/>
+      </w:pPr>
+      <w:rPr>
+        <w:u w:val="none"/>
+      </w:rPr>
+    </w:lvl>
+    <w:lvl w:ilvl="7">
+      <w:start w:val="1"/>
+      <w:numFmt w:val="bullet"/>
+      <w:lvlText w:val="○"/>
+      <w:lvlJc w:val="left"/>
+      <w:pPr>
+        <w:ind w:left="5760" w:hanging="360"/>
+      </w:pPr>
+      <w:rPr>
+        <w:u w:val="none"/>
+      </w:rPr>
+    </w:lvl>
+    <w:lvl w:ilvl="8">
+      <w:start w:val="1"/>
+      <w:numFmt w:val="bullet"/>
+      <w:lvlText w:val="■"/>
+      <w:lvlJc w:val="left"/>
+      <w:pPr>
+        <w:ind w:left="6480" w:hanging="360"/>
+      </w:pPr>
+      <w:rPr>
+        <w:u w:val="none"/>
+      </w:rPr>
+    </w:lvl>
+  </w:abstractNum>
+  <w:abstractNum w:abstractNumId="2" w15:restartNumberingAfterBreak="0">
     <w:nsid w:val="3F2D5148"/>
     <w:multiLevelType w:val="multilevel"/>
     <w:tmpl w:val="E710D8CE"/>
@@ -4441,7 +5858,7 @@
       </w:rPr>
     </w:lvl>
   </w:abstractNum>
-  <w:abstractNum w:abstractNumId="2" w15:restartNumberingAfterBreak="0">
+  <w:abstractNum w:abstractNumId="3" w15:restartNumberingAfterBreak="0">
     <w:nsid w:val="5AB05825"/>
     <w:multiLevelType w:val="multilevel"/>
     <w:tmpl w:val="BBD0ADC0"/>
@@ -4554,14 +5971,133 @@
       </w:rPr>
     </w:lvl>
   </w:abstractNum>
+  <w:abstractNum w:abstractNumId="4" w15:restartNumberingAfterBreak="0">
+    <w:nsid w:val="5CE57B49"/>
+    <w:multiLevelType w:val="multilevel"/>
+    <w:tmpl w:val="0A34DB0A"/>
+    <w:lvl w:ilvl="0">
+      <w:start w:val="1"/>
+      <w:numFmt w:val="bullet"/>
+      <w:lvlText w:val="●"/>
+      <w:lvlJc w:val="left"/>
+      <w:pPr>
+        <w:ind w:left="720" w:hanging="360"/>
+      </w:pPr>
+      <w:rPr>
+        <w:u w:val="none"/>
+      </w:rPr>
+    </w:lvl>
+    <w:lvl w:ilvl="1">
+      <w:start w:val="1"/>
+      <w:numFmt w:val="bullet"/>
+      <w:lvlText w:val="○"/>
+      <w:lvlJc w:val="left"/>
+      <w:pPr>
+        <w:ind w:left="1440" w:hanging="360"/>
+      </w:pPr>
+      <w:rPr>
+        <w:u w:val="none"/>
+      </w:rPr>
+    </w:lvl>
+    <w:lvl w:ilvl="2">
+      <w:start w:val="1"/>
+      <w:numFmt w:val="bullet"/>
+      <w:lvlText w:val="■"/>
+      <w:lvlJc w:val="left"/>
+      <w:pPr>
+        <w:ind w:left="2160" w:hanging="360"/>
+      </w:pPr>
+      <w:rPr>
+        <w:u w:val="none"/>
+      </w:rPr>
+    </w:lvl>
+    <w:lvl w:ilvl="3">
+      <w:start w:val="1"/>
+      <w:numFmt w:val="bullet"/>
+      <w:lvlText w:val="●"/>
+      <w:lvlJc w:val="left"/>
+      <w:pPr>
+        <w:ind w:left="2880" w:hanging="360"/>
+      </w:pPr>
+      <w:rPr>
+        <w:u w:val="none"/>
+      </w:rPr>
+    </w:lvl>
+    <w:lvl w:ilvl="4">
+      <w:start w:val="1"/>
+      <w:numFmt w:val="bullet"/>
+      <w:lvlText w:val="○"/>
+      <w:lvlJc w:val="left"/>
+      <w:pPr>
+        <w:ind w:left="3600" w:hanging="360"/>
+      </w:pPr>
+      <w:rPr>
+        <w:u w:val="none"/>
+      </w:rPr>
+    </w:lvl>
+    <w:lvl w:ilvl="5">
+      <w:start w:val="1"/>
+      <w:numFmt w:val="bullet"/>
+      <w:lvlText w:val="■"/>
+      <w:lvlJc w:val="left"/>
+      <w:pPr>
+        <w:ind w:left="4320" w:hanging="360"/>
+      </w:pPr>
+      <w:rPr>
+        <w:u w:val="none"/>
+      </w:rPr>
+    </w:lvl>
+    <w:lvl w:ilvl="6">
+      <w:start w:val="1"/>
+      <w:numFmt w:val="bullet"/>
+      <w:lvlText w:val="●"/>
+      <w:lvlJc w:val="left"/>
+      <w:pPr>
+        <w:ind w:left="5040" w:hanging="360"/>
+      </w:pPr>
+      <w:rPr>
+        <w:u w:val="none"/>
+      </w:rPr>
+    </w:lvl>
+    <w:lvl w:ilvl="7">
+      <w:start w:val="1"/>
+      <w:numFmt w:val="bullet"/>
+      <w:lvlText w:val="○"/>
+      <w:lvlJc w:val="left"/>
+      <w:pPr>
+        <w:ind w:left="5760" w:hanging="360"/>
+      </w:pPr>
+      <w:rPr>
+        <w:u w:val="none"/>
+      </w:rPr>
+    </w:lvl>
+    <w:lvl w:ilvl="8">
+      <w:start w:val="1"/>
+      <w:numFmt w:val="bullet"/>
+      <w:lvlText w:val="■"/>
+      <w:lvlJc w:val="left"/>
+      <w:pPr>
+        <w:ind w:left="6480" w:hanging="360"/>
+      </w:pPr>
+      <w:rPr>
+        <w:u w:val="none"/>
+      </w:rPr>
+    </w:lvl>
+  </w:abstractNum>
   <w:num w:numId="1" w16cid:durableId="2109739808">
-    <w:abstractNumId w:val="1"/>
+    <w:abstractNumId w:val="2"/>
   </w:num>
   <w:num w:numId="2" w16cid:durableId="2009825253">
     <w:abstractNumId w:val="0"/>
   </w:num>
   <w:num w:numId="3" w16cid:durableId="1969622277">
-    <w:abstractNumId w:val="2"/>
+    <w:abstractNumId w:val="3"/>
+  </w:num>
+  <w:num w:numId="4" w16cid:durableId="875118582">
+    <w:abstractNumId w:val="1"/>
+  </w:num>
+  <w:num w:numId="5" w16cid:durableId="1390228079">
+    <w:abstractNumId w:val="4"/>
   </w:num>
 </w:numbering>
 </file>
